--- a/docs/index.docx
+++ b/docs/index.docx
@@ -34,7 +34,19 @@
         <w:pStyle w:val="Heading1"/>
       </w:pPr>
       <w:r>
-        <w:t xml:space="preserve">Notes on SNV2.2 and SNV2.3</w:t>
+        <w:t xml:space="preserve">Notes on S</w:t>
+      </w:r>
+      <w:r>
+        <w:t xml:space="preserve">N</w:t>
+      </w:r>
+      <w:r>
+        <w:t xml:space="preserve">V2.2 and S</w:t>
+      </w:r>
+      <w:r>
+        <w:t xml:space="preserve">N</w:t>
+      </w:r>
+      <w:r>
+        <w:t xml:space="preserve">V2.3</w:t>
       </w:r>
     </w:p>
     <w:bookmarkStart w:id="23" w:name="introduction"/>
@@ -51,7 +63,19 @@
         <w:pStyle w:val="FirstParagraph"/>
       </w:pPr>
       <w:r>
-        <w:t xml:space="preserve">Here we try to reproduce the analysis of SNV2.2 and SNV2.3 as done by Shreya from her codes and data. Learn about</w:t>
+        <w:t xml:space="preserve">Here we try to reproduce the analysis of S</w:t>
+      </w:r>
+      <w:r>
+        <w:t xml:space="preserve">N</w:t>
+      </w:r>
+      <w:r>
+        <w:t xml:space="preserve">V2.2 and S</w:t>
+      </w:r>
+      <w:r>
+        <w:t xml:space="preserve">N</w:t>
+      </w:r>
+      <w:r>
+        <w:t xml:space="preserve">V2.3 as done by Shreya from her codes and data. Learn about</w:t>
       </w:r>
       <w:r>
         <w:t xml:space="preserve"> </w:t>
